--- a/courseware/LP-Develop Multi AI Agent Applications with Gemini Agent ADK.docx
+++ b/courseware/LP-Develop Multi AI Agent Applications with Gemini Agent ADK.docx
@@ -179,7 +179,7 @@
           <w:color w:val="1F6FEB"/>
           <w:sz w:val="24"/>
         </w:rPr>
-        <w:t>Version 1.1</w:t>
+        <w:t>Version 1.2</w:t>
       </w:r>
     </w:p>
     <w:p>
@@ -399,6 +399,64 @@
           </w:p>
         </w:tc>
       </w:tr>
+      <w:tr>
+        <w:tc>
+          <w:tcPr>
+            <w:tcW w:type="dxa" w:w="2160"/>
+          </w:tcPr>
+          <w:p>
+            <w:r/>
+            <w:r>
+              <w:rPr>
+                <w:sz w:val="19"/>
+              </w:rPr>
+              <w:t>1.2</w:t>
+            </w:r>
+          </w:p>
+        </w:tc>
+        <w:tc>
+          <w:tcPr>
+            <w:tcW w:type="dxa" w:w="2160"/>
+          </w:tcPr>
+          <w:p>
+            <w:r/>
+            <w:r>
+              <w:rPr>
+                <w:sz w:val="19"/>
+              </w:rPr>
+              <w:t>11 August 2026</w:t>
+            </w:r>
+          </w:p>
+        </w:tc>
+        <w:tc>
+          <w:tcPr>
+            <w:tcW w:type="dxa" w:w="2160"/>
+          </w:tcPr>
+          <w:p>
+            <w:r/>
+            <w:r>
+              <w:rPr>
+                <w:sz w:val="19"/>
+              </w:rPr>
+              <w:t>Restructured the labs into one self-contained folder per lab (lab01 … lab18); lab references updated throughout.</w:t>
+            </w:r>
+          </w:p>
+        </w:tc>
+        <w:tc>
+          <w:tcPr>
+            <w:tcW w:type="dxa" w:w="2160"/>
+          </w:tcPr>
+          <w:p>
+            <w:r/>
+            <w:r>
+              <w:rPr>
+                <w:sz w:val="19"/>
+              </w:rPr>
+              <w:t>Dr Alfred Ang</w:t>
+            </w:r>
+          </w:p>
+        </w:tc>
+      </w:tr>
     </w:tbl>
     <w:p>
       <w:r>
@@ -416,17 +474,6 @@
           <w:sz w:val="24"/>
         </w:rPr>
         <w:t>TABLE OF CONTENTS</w:t>
-      </w:r>
-    </w:p>
-    <w:p>
-      <w:r>
-        <w:fldChar w:fldCharType="begin"/>
-      </w:r>
-      <w:r>
-        <w:instrText xml:space="preserve">TOC \o "1-2" \h \z \u </w:instrText>
-      </w:r>
-      <w:r>
-        <w:fldChar w:fldCharType="separate"/>
       </w:r>
     </w:p>
     <w:p>
@@ -562,11 +609,6 @@
         <w:t>Lab Reference (aligned to course topics)</w:t>
         <w:tab/>
         <w:t>6</w:t>
-      </w:r>
-    </w:p>
-    <w:p>
-      <w:r>
-        <w:fldChar w:fldCharType="end"/>
       </w:r>
     </w:p>
     <w:p>

--- a/courseware/LP-Develop Multi AI Agent Applications with Gemini Agent ADK.docx
+++ b/courseware/LP-Develop Multi AI Agent Applications with Gemini Agent ADK.docx
@@ -179,7 +179,7 @@
           <w:color w:val="1F6FEB"/>
           <w:sz w:val="24"/>
         </w:rPr>
-        <w:t>Version 1.2</w:t>
+        <w:t>Version 1.3</w:t>
       </w:r>
     </w:p>
     <w:p>
@@ -308,7 +308,7 @@
               <w:rPr>
                 <w:sz w:val="19"/>
               </w:rPr>
-              <w:t>11 August 2026</w:t>
+              <w:t>12 August 2026</w:t>
             </w:r>
           </w:p>
         </w:tc>
@@ -366,7 +366,7 @@
               <w:rPr>
                 <w:sz w:val="19"/>
               </w:rPr>
-              <w:t>11 August 2026</w:t>
+              <w:t>12 August 2026</w:t>
             </w:r>
           </w:p>
         </w:tc>
@@ -439,6 +439,64 @@
                 <w:sz w:val="19"/>
               </w:rPr>
               <w:t>Restructured the labs into one self-contained folder per lab (lab01 … lab18); lab references updated throughout.</w:t>
+            </w:r>
+          </w:p>
+        </w:tc>
+        <w:tc>
+          <w:tcPr>
+            <w:tcW w:type="dxa" w:w="2160"/>
+          </w:tcPr>
+          <w:p>
+            <w:r/>
+            <w:r>
+              <w:rPr>
+                <w:sz w:val="19"/>
+              </w:rPr>
+              <w:t>Dr Alfred Ang</w:t>
+            </w:r>
+          </w:p>
+        </w:tc>
+      </w:tr>
+      <w:tr>
+        <w:tc>
+          <w:tcPr>
+            <w:tcW w:type="dxa" w:w="2160"/>
+          </w:tcPr>
+          <w:p>
+            <w:r/>
+            <w:r>
+              <w:rPr>
+                <w:sz w:val="19"/>
+              </w:rPr>
+              <w:t>1.3</w:t>
+            </w:r>
+          </w:p>
+        </w:tc>
+        <w:tc>
+          <w:tcPr>
+            <w:tcW w:type="dxa" w:w="2160"/>
+          </w:tcPr>
+          <w:p>
+            <w:r/>
+            <w:r>
+              <w:rPr>
+                <w:sz w:val="19"/>
+              </w:rPr>
+              <w:t>12 August 2026</w:t>
+            </w:r>
+          </w:p>
+        </w:tc>
+        <w:tc>
+          <w:tcPr>
+            <w:tcW w:type="dxa" w:w="2160"/>
+          </w:tcPr>
+          <w:p>
+            <w:r/>
+            <w:r>
+              <w:rPr>
+                <w:sz w:val="19"/>
+              </w:rPr>
+              <w:t>Slide deck rebuilt to the expanded WSQ visual standard: each lab now runs briefing → process map → procedure (with commands) → verify with troubleshooting; added staged process maps with real connectors, decision maps, comparison matrices, worked examples and native charts; restrained slide transitions applied throughout.</w:t>
             </w:r>
           </w:p>
         </w:tc>
